--- a/docs/test/UAT-2-Test-Scenarios.docx
+++ b/docs/test/UAT-2-Test-Scenarios.docx
@@ -428,7 +428,7 @@
                 <w:sz w:val="20"/>
                 <w:szCs w:val="20"/>
               </w:rPr>
-              <w:t>สาขา main (commit d73864f)</w:t>
+              <w:t>สาขา main (commit 9834fbf)</w:t>
             </w:r>
           </w:p>
         </w:tc>
@@ -533,7 +533,7 @@
     <w:sdt>
       <w:sdtPr>
         <w:alias w:val="สารบัญ"/>
-        <w:id w:val="-1569949028"/>
+        <w:id w:val="-1771391371"/>
       </w:sdtPr>
       <w:sdtEndPr>
         <w:rPr>
@@ -566,7 +566,7 @@
           <w:r>
             <w:fldChar w:fldCharType="separate"/>
           </w:r>
-          <w:hyperlink w:anchor="_Toc242979326" w:history="1">
+          <w:hyperlink w:anchor="_Toc242994697" w:history="1">
             <w:r>
               <w:rPr>
                 <w:rStyle w:val="Hyperlink"/>
@@ -592,7 +592,7 @@
               <w:rPr>
                 <w:noProof/>
               </w:rPr>
-              <w:instrText xml:space="preserve"> PAGEREF _Toc242979326 \h </w:instrText>
+              <w:instrText xml:space="preserve"> PAGEREF _Toc242994697 \h </w:instrText>
             </w:r>
             <w:r>
               <w:rPr>
@@ -634,7 +634,7 @@
               <w14:ligatures w14:val="standardContextual"/>
             </w:rPr>
           </w:pPr>
-          <w:hyperlink w:anchor="_Toc242979327" w:history="1">
+          <w:hyperlink w:anchor="_Toc242994698" w:history="1">
             <w:r>
               <w:rPr>
                 <w:rStyle w:val="Hyperlink"/>
@@ -660,7 +660,7 @@
               <w:rPr>
                 <w:noProof/>
               </w:rPr>
-              <w:instrText xml:space="preserve"> PAGEREF _Toc242979327 \h </w:instrText>
+              <w:instrText xml:space="preserve"> PAGEREF _Toc242994698 \h </w:instrText>
             </w:r>
             <w:r>
               <w:rPr>
@@ -702,7 +702,7 @@
               <w14:ligatures w14:val="standardContextual"/>
             </w:rPr>
           </w:pPr>
-          <w:hyperlink w:anchor="_Toc242979328" w:history="1">
+          <w:hyperlink w:anchor="_Toc242994699" w:history="1">
             <w:r>
               <w:rPr>
                 <w:rStyle w:val="Hyperlink"/>
@@ -728,7 +728,7 @@
               <w:rPr>
                 <w:noProof/>
               </w:rPr>
-              <w:instrText xml:space="preserve"> PAGEREF _Toc242979328 \h </w:instrText>
+              <w:instrText xml:space="preserve"> PAGEREF _Toc242994699 \h </w:instrText>
             </w:r>
             <w:r>
               <w:rPr>
@@ -770,7 +770,7 @@
               <w14:ligatures w14:val="standardContextual"/>
             </w:rPr>
           </w:pPr>
-          <w:hyperlink w:anchor="_Toc242979329" w:history="1">
+          <w:hyperlink w:anchor="_Toc242994700" w:history="1">
             <w:r>
               <w:rPr>
                 <w:rStyle w:val="Hyperlink"/>
@@ -796,7 +796,7 @@
               <w:rPr>
                 <w:noProof/>
               </w:rPr>
-              <w:instrText xml:space="preserve"> PAGEREF _Toc242979329 \h </w:instrText>
+              <w:instrText xml:space="preserve"> PAGEREF _Toc242994700 \h </w:instrText>
             </w:r>
             <w:r>
               <w:rPr>
@@ -838,7 +838,7 @@
               <w14:ligatures w14:val="standardContextual"/>
             </w:rPr>
           </w:pPr>
-          <w:hyperlink w:anchor="_Toc242979330" w:history="1">
+          <w:hyperlink w:anchor="_Toc242994701" w:history="1">
             <w:r>
               <w:rPr>
                 <w:rStyle w:val="Hyperlink"/>
@@ -864,7 +864,7 @@
               <w:rPr>
                 <w:noProof/>
               </w:rPr>
-              <w:instrText xml:space="preserve"> PAGEREF _Toc242979330 \h </w:instrText>
+              <w:instrText xml:space="preserve"> PAGEREF _Toc242994701 \h </w:instrText>
             </w:r>
             <w:r>
               <w:rPr>
@@ -906,7 +906,7 @@
               <w14:ligatures w14:val="standardContextual"/>
             </w:rPr>
           </w:pPr>
-          <w:hyperlink w:anchor="_Toc242979331" w:history="1">
+          <w:hyperlink w:anchor="_Toc242994702" w:history="1">
             <w:r>
               <w:rPr>
                 <w:rStyle w:val="Hyperlink"/>
@@ -932,7 +932,7 @@
               <w:rPr>
                 <w:noProof/>
               </w:rPr>
-              <w:instrText xml:space="preserve"> PAGEREF _Toc242979331 \h </w:instrText>
+              <w:instrText xml:space="preserve"> PAGEREF _Toc242994702 \h </w:instrText>
             </w:r>
             <w:r>
               <w:rPr>
@@ -974,7 +974,7 @@
               <w14:ligatures w14:val="standardContextual"/>
             </w:rPr>
           </w:pPr>
-          <w:hyperlink w:anchor="_Toc242979332" w:history="1">
+          <w:hyperlink w:anchor="_Toc242994703" w:history="1">
             <w:r>
               <w:rPr>
                 <w:rStyle w:val="Hyperlink"/>
@@ -1000,7 +1000,7 @@
               <w:rPr>
                 <w:noProof/>
               </w:rPr>
-              <w:instrText xml:space="preserve"> PAGEREF _Toc242979332 \h </w:instrText>
+              <w:instrText xml:space="preserve"> PAGEREF _Toc242994703 \h </w:instrText>
             </w:r>
             <w:r>
               <w:rPr>
@@ -1042,7 +1042,7 @@
               <w14:ligatures w14:val="standardContextual"/>
             </w:rPr>
           </w:pPr>
-          <w:hyperlink w:anchor="_Toc242979333" w:history="1">
+          <w:hyperlink w:anchor="_Toc242994704" w:history="1">
             <w:r>
               <w:rPr>
                 <w:rStyle w:val="Hyperlink"/>
@@ -1068,7 +1068,7 @@
               <w:rPr>
                 <w:noProof/>
               </w:rPr>
-              <w:instrText xml:space="preserve"> PAGEREF _Toc242979333 \h </w:instrText>
+              <w:instrText xml:space="preserve"> PAGEREF _Toc242994704 \h </w:instrText>
             </w:r>
             <w:r>
               <w:rPr>
@@ -1110,7 +1110,7 @@
               <w14:ligatures w14:val="standardContextual"/>
             </w:rPr>
           </w:pPr>
-          <w:hyperlink w:anchor="_Toc242979334" w:history="1">
+          <w:hyperlink w:anchor="_Toc242994705" w:history="1">
             <w:r>
               <w:rPr>
                 <w:rStyle w:val="Hyperlink"/>
@@ -1136,7 +1136,7 @@
               <w:rPr>
                 <w:noProof/>
               </w:rPr>
-              <w:instrText xml:space="preserve"> PAGEREF _Toc242979334 \h </w:instrText>
+              <w:instrText xml:space="preserve"> PAGEREF _Toc242994705 \h </w:instrText>
             </w:r>
             <w:r>
               <w:rPr>
@@ -1191,7 +1191,7 @@
         </w:pBdr>
         <w:spacing w:after="200"/>
       </w:pPr>
-      <w:bookmarkStart w:id="0" w:name="_Toc242979326"/>
+      <w:bookmarkStart w:id="0" w:name="_Toc242994697"/>
       <w:r>
         <w:rPr>
           <w:b/>
@@ -1253,7 +1253,7 @@
         </w:pBdr>
         <w:spacing w:after="200"/>
       </w:pPr>
-      <w:bookmarkStart w:id="1" w:name="_Toc242979327"/>
+      <w:bookmarkStart w:id="1" w:name="_Toc242994698"/>
       <w:r>
         <w:rPr>
           <w:b/>
@@ -2798,7 +2798,7 @@
         </w:pBdr>
         <w:spacing w:after="200"/>
       </w:pPr>
-      <w:bookmarkStart w:id="2" w:name="_Toc242979328"/>
+      <w:bookmarkStart w:id="2" w:name="_Toc242994699"/>
       <w:r>
         <w:rPr>
           <w:b/>
@@ -3136,7 +3136,7 @@
                 <w:sz w:val="16"/>
                 <w:szCs w:val="16"/>
               </w:rPr>
-              <w:t>ทุกบทบาท</w:t>
+              <w:t>ผู้ดูแล/ผู้จัดการ</w:t>
             </w:r>
           </w:p>
         </w:tc>
@@ -3320,7 +3320,7 @@
                 <w:sz w:val="16"/>
                 <w:szCs w:val="16"/>
               </w:rPr>
-              <w:t>ทุกบทบาท</w:t>
+              <w:t>ผู้ดูแล/ผู้จัดการ</w:t>
             </w:r>
           </w:p>
         </w:tc>
@@ -3504,7 +3504,7 @@
                 <w:sz w:val="16"/>
                 <w:szCs w:val="16"/>
               </w:rPr>
-              <w:t>ทุกบทบาท</w:t>
+              <w:t>ผู้ดูแล/ผู้จัดการ</w:t>
             </w:r>
           </w:p>
         </w:tc>
@@ -3843,7 +3843,7 @@
                 <w:sz w:val="16"/>
                 <w:szCs w:val="16"/>
               </w:rPr>
-              <w:t>ผู้ดูรายงาน (viewer) แก้ข้อมูลกองยานไม่ได้</w:t>
+              <w:t>ผู้ดูรายงาน (viewer) เห็นเฉพาะรายงานและแก้ข้อมูลไม่ได้</w:t>
             </w:r>
           </w:p>
         </w:tc>
@@ -3930,7 +3930,14 @@
                 <w:sz w:val="16"/>
                 <w:szCs w:val="16"/>
               </w:rPr>
-              <w:t>ไม่เห็นหรือใช้ปุ่มแก้ไข/เพิ่ม ไม่มีเมนูตั้งค่าที่ไม่ได้รับสิทธิ์</w:t>
+              <w:t xml:space="preserve">viewer </w:t>
+            </w:r>
+            <w:r>
+              <w:rPr>
+                <w:sz w:val="16"/>
+                <w:szCs w:val="16"/>
+              </w:rPr>
+              <w:t>ใช้ได้เฉพาะหน้ารายงานและบัญชีของฉัน (ดู/ส่งออกรายงานได้ แต่ไม่มีปุ่มสมมติฐาน/ตั้งเวลา/เพิ่มรถสันดาป) เมนูมีเฉพาะรายงาน และถ้าพยายามเปิดหน้าอื่นระบบพากลับไปหน้ารายงาน</w:t>
             </w:r>
           </w:p>
         </w:tc>
@@ -4056,7 +4063,7 @@
                 <w:sz w:val="16"/>
                 <w:szCs w:val="16"/>
               </w:rPr>
-              <w:t>ทุกบทบาท</w:t>
+              <w:t>ผู้ดูแล/ผู้จัดการ</w:t>
             </w:r>
           </w:p>
         </w:tc>
@@ -4343,7 +4350,7 @@
         </w:pBdr>
         <w:spacing w:after="200"/>
       </w:pPr>
-      <w:bookmarkStart w:id="3" w:name="_Toc242979329"/>
+      <w:bookmarkStart w:id="3" w:name="_Toc242994700"/>
       <w:r>
         <w:rPr>
           <w:b/>
@@ -5049,7 +5056,7 @@
                 <w:sz w:val="16"/>
                 <w:szCs w:val="16"/>
               </w:rPr>
-              <w:t>ทุกบทบาท</w:t>
+              <w:t>ผู้ดูแล/ผู้จัดการ</w:t>
             </w:r>
           </w:p>
         </w:tc>
@@ -5233,7 +5240,7 @@
                 <w:sz w:val="16"/>
                 <w:szCs w:val="16"/>
               </w:rPr>
-              <w:t>ทุกบทบาท</w:t>
+              <w:t>ผู้ดูแล/ผู้จัดการ</w:t>
             </w:r>
           </w:p>
         </w:tc>
@@ -5339,7 +5346,7 @@
         </w:pBdr>
         <w:spacing w:after="200"/>
       </w:pPr>
-      <w:bookmarkStart w:id="4" w:name="_Toc242979330"/>
+      <w:bookmarkStart w:id="4" w:name="_Toc242994701"/>
       <w:r>
         <w:rPr>
           <w:b/>
@@ -6335,7 +6342,7 @@
         </w:pBdr>
         <w:spacing w:after="200"/>
       </w:pPr>
-      <w:bookmarkStart w:id="5" w:name="_Toc242979331"/>
+      <w:bookmarkStart w:id="5" w:name="_Toc242994702"/>
       <w:r>
         <w:rPr>
           <w:b/>
@@ -7512,7 +7519,7 @@
         </w:pBdr>
         <w:spacing w:after="200"/>
       </w:pPr>
-      <w:bookmarkStart w:id="6" w:name="_Toc242979332"/>
+      <w:bookmarkStart w:id="6" w:name="_Toc242994703"/>
       <w:r>
         <w:rPr>
           <w:b/>
@@ -8689,7 +8696,7 @@
         </w:pBdr>
         <w:spacing w:after="200"/>
       </w:pPr>
-      <w:bookmarkStart w:id="7" w:name="_Toc242979333"/>
+      <w:bookmarkStart w:id="7" w:name="_Toc242994704"/>
       <w:r>
         <w:rPr>
           <w:b/>
@@ -9211,7 +9218,7 @@
                 <w:sz w:val="16"/>
                 <w:szCs w:val="16"/>
               </w:rPr>
-              <w:t>ทุกบทบาท</w:t>
+              <w:t>ผู้ดูแล/ผู้จัดการ</w:t>
             </w:r>
           </w:p>
         </w:tc>
@@ -9685,7 +9692,7 @@
         </w:pBdr>
         <w:spacing w:after="200"/>
       </w:pPr>
-      <w:bookmarkStart w:id="8" w:name="_Toc242979334"/>
+      <w:bookmarkStart w:id="8" w:name="_Toc242994705"/>
       <w:r>
         <w:rPr>
           <w:b/>
@@ -10083,7 +10090,7 @@
                 <w:sz w:val="17"/>
                 <w:szCs w:val="17"/>
               </w:rPr>
-              <w:t>18</w:t>
+              <w:t>11</w:t>
             </w:r>
           </w:p>
         </w:tc>
@@ -10112,7 +10119,7 @@
                 <w:sz w:val="17"/>
                 <w:szCs w:val="17"/>
               </w:rPr>
-              <w:t>UAT-01, UAT-02, UAT-04, UAT-05, UAT-06, UAT-07, UAT-10, UAT-11, UAT-12, UAT-14, UAT-15, UAT-22, UAT-23, UAT-40, UAT-41, UAT-60, UAT-61, UAT-62</w:t>
+              <w:t>UAT-01, UAT-02, UAT-04, UAT-05, UAT-06, UAT-07, UAT-14, UAT-40, UAT-41, UAT-60, UAT-62</w:t>
             </w:r>
           </w:p>
         </w:tc>
@@ -10587,10 +10594,10 @@
 <file path=word/numbering.xml><?xml version="1.0" encoding="utf-8"?>
 <w:numbering xmlns:wpc="http://schemas.microsoft.com/office/word/2010/wordprocessingCanvas" xmlns:cx="http://schemas.microsoft.com/office/drawing/2014/chartex" xmlns:cx1="http://schemas.microsoft.com/office/drawing/2015/9/8/chartex" xmlns:cx2="http://schemas.microsoft.com/office/drawing/2015/10/21/chartex" xmlns:cx3="http://schemas.microsoft.com/office/drawing/2016/5/9/chartex" xmlns:cx4="http://schemas.microsoft.com/office/drawing/2016/5/10/chartex" xmlns:cx5="http://schemas.microsoft.com/office/drawing/2016/5/11/chartex" xmlns:cx6="http://schemas.microsoft.com/office/drawing/2016/5/12/chartex" xmlns:cx7="http://schemas.microsoft.com/office/drawing/2016/5/13/chartex" xmlns:cx8="http://schemas.microsoft.com/office/drawing/2016/5/14/chartex" xmlns:mc="http://schemas.openxmlformats.org/markup-compatibility/2006" xmlns:aink="http://schemas.microsoft.com/office/drawing/2016/ink" xmlns:am3d="http://schemas.microsoft.com/office/drawing/2017/model3d" xmlns:o="urn:schemas-microsoft-com:office:office" xmlns:oel="http://schemas.microsoft.com/office/2019/extlst" xmlns:r="http://schemas.openxmlformats.org/officeDocument/2006/relationships" xmlns:m="http://schemas.openxmlformats.org/officeDocument/2006/math" xmlns:v="urn:schemas-microsoft-com:vml" xmlns:wp14="http://schemas.microsoft.com/office/word/2010/wordprocessingDrawing" xmlns:wp="http://schemas.openxmlformats.org/drawingml/2006/wordprocessingDrawing" xmlns:w10="urn:schemas-microsoft-com:office:word" xmlns:w="http://schemas.openxmlformats.org/wordprocessingml/2006/main" xmlns:w14="http://schemas.microsoft.com/office/word/2010/wordml" xmlns:w15="http://schemas.microsoft.com/office/word/2012/wordml" xmlns:w16cex="http://schemas.microsoft.com/office/word/2018/wordml/cex" xmlns:w16cid="http://schemas.microsoft.com/office/word/2016/wordml/cid" xmlns:w16="http://schemas.microsoft.com/office/word/2018/wordml" xmlns:w16du="http://schemas.microsoft.com/office/word/2023/wordml/word16du" xmlns:w16sdtdh="http://schemas.microsoft.com/office/word/2020/wordml/sdtdatahash" xmlns:w16sdtfl="http://schemas.microsoft.com/office/word/2024/wordml/sdtformatlock" xmlns:w16se="http://schemas.microsoft.com/office/word/2015/wordml/symex" xmlns:wpg="http://schemas.microsoft.com/office/word/2010/wordprocessingGroup" xmlns:wpi="http://schemas.microsoft.com/office/word/2010/wordprocessingInk" xmlns:wne="http://schemas.microsoft.com/office/word/2006/wordml" xmlns:wps="http://schemas.microsoft.com/office/word/2010/wordprocessingShape" mc:Ignorable="w14 w15 w16se w16cid w16 w16cex w16sdtdh w16sdtfl w16du wp14">
   <w:abstractNum w:abstractNumId="0" w15:restartNumberingAfterBreak="0">
-    <w:nsid w:val="41A63493"/>
+    <w:nsid w:val="4D324DBB"/>
     <w:multiLevelType w:val="hybridMultilevel"/>
-    <w:tmpl w:val="7340F1F8"/>
-    <w:lvl w:ilvl="0" w:tplc="411055A0" w:tentative="1">
+    <w:tmpl w:val="817AB028"/>
+    <w:lvl w:ilvl="0" w:tplc="8328F8FC" w:tentative="1">
       <w:start w:val="1"/>
       <w:numFmt w:val="bullet"/>
       <w:lvlText w:val="•"/>
@@ -10599,52 +10606,52 @@
         <w:ind w:left="540" w:hanging="270"/>
       </w:pPr>
     </w:lvl>
-    <w:lvl w:ilvl="1" w:tplc="7396E07C">
+    <w:lvl w:ilvl="1" w:tplc="903E3920">
       <w:numFmt w:val="decimal"/>
       <w:lvlText w:val=""/>
       <w:lvlJc w:val="left"/>
     </w:lvl>
-    <w:lvl w:ilvl="2" w:tplc="A5AC587C">
+    <w:lvl w:ilvl="2" w:tplc="F8A8FECC">
       <w:numFmt w:val="decimal"/>
       <w:lvlText w:val=""/>
       <w:lvlJc w:val="left"/>
     </w:lvl>
-    <w:lvl w:ilvl="3" w:tplc="00681410">
+    <w:lvl w:ilvl="3" w:tplc="62B650C4">
       <w:numFmt w:val="decimal"/>
       <w:lvlText w:val=""/>
       <w:lvlJc w:val="left"/>
     </w:lvl>
-    <w:lvl w:ilvl="4" w:tplc="0CC8A81E">
+    <w:lvl w:ilvl="4" w:tplc="D9867292">
       <w:numFmt w:val="decimal"/>
       <w:lvlText w:val=""/>
       <w:lvlJc w:val="left"/>
     </w:lvl>
-    <w:lvl w:ilvl="5" w:tplc="2F7E489A">
+    <w:lvl w:ilvl="5" w:tplc="D36EC3AA">
       <w:numFmt w:val="decimal"/>
       <w:lvlText w:val=""/>
       <w:lvlJc w:val="left"/>
     </w:lvl>
-    <w:lvl w:ilvl="6" w:tplc="A6AA424A">
+    <w:lvl w:ilvl="6" w:tplc="C4B26E46">
       <w:numFmt w:val="decimal"/>
       <w:lvlText w:val=""/>
       <w:lvlJc w:val="left"/>
     </w:lvl>
-    <w:lvl w:ilvl="7" w:tplc="6CF46D6E">
+    <w:lvl w:ilvl="7" w:tplc="DABABB52">
       <w:numFmt w:val="decimal"/>
       <w:lvlText w:val=""/>
       <w:lvlJc w:val="left"/>
     </w:lvl>
-    <w:lvl w:ilvl="8" w:tplc="7B0E3520">
+    <w:lvl w:ilvl="8" w:tplc="DBBAE848">
       <w:numFmt w:val="decimal"/>
       <w:lvlText w:val=""/>
       <w:lvlJc w:val="left"/>
     </w:lvl>
   </w:abstractNum>
   <w:abstractNum w:abstractNumId="1" w15:restartNumberingAfterBreak="0">
-    <w:nsid w:val="72FA2FB3"/>
+    <w:nsid w:val="5149303A"/>
     <w:multiLevelType w:val="hybridMultilevel"/>
-    <w:tmpl w:val="3F9CB616"/>
-    <w:lvl w:ilvl="0" w:tplc="F4863DC6" w:tentative="1">
+    <w:tmpl w:val="379A6644"/>
+    <w:lvl w:ilvl="0" w:tplc="C4E0654E" w:tentative="1">
       <w:start w:val="1"/>
       <w:numFmt w:val="bullet"/>
       <w:lvlText w:val="●"/>
@@ -10653,7 +10660,7 @@
         <w:ind w:left="720" w:hanging="360"/>
       </w:pPr>
     </w:lvl>
-    <w:lvl w:ilvl="1" w:tplc="3B522786" w:tentative="1">
+    <w:lvl w:ilvl="1" w:tplc="C7DA9ADA" w:tentative="1">
       <w:start w:val="1"/>
       <w:numFmt w:val="bullet"/>
       <w:lvlText w:val="○"/>
@@ -10662,7 +10669,7 @@
         <w:ind w:left="1440" w:hanging="360"/>
       </w:pPr>
     </w:lvl>
-    <w:lvl w:ilvl="2" w:tplc="86063454" w:tentative="1">
+    <w:lvl w:ilvl="2" w:tplc="209E9B90" w:tentative="1">
       <w:start w:val="1"/>
       <w:numFmt w:val="bullet"/>
       <w:lvlText w:val="■"/>
@@ -10671,7 +10678,7 @@
         <w:ind w:left="2160" w:hanging="360"/>
       </w:pPr>
     </w:lvl>
-    <w:lvl w:ilvl="3" w:tplc="F45AA7A0" w:tentative="1">
+    <w:lvl w:ilvl="3" w:tplc="8E164BB2" w:tentative="1">
       <w:start w:val="1"/>
       <w:numFmt w:val="bullet"/>
       <w:lvlText w:val="●"/>
@@ -10680,7 +10687,7 @@
         <w:ind w:left="2880" w:hanging="360"/>
       </w:pPr>
     </w:lvl>
-    <w:lvl w:ilvl="4" w:tplc="349CBA68" w:tentative="1">
+    <w:lvl w:ilvl="4" w:tplc="602255A2" w:tentative="1">
       <w:start w:val="1"/>
       <w:numFmt w:val="bullet"/>
       <w:lvlText w:val="○"/>
@@ -10689,7 +10696,7 @@
         <w:ind w:left="3600" w:hanging="360"/>
       </w:pPr>
     </w:lvl>
-    <w:lvl w:ilvl="5" w:tplc="D63C7BE0" w:tentative="1">
+    <w:lvl w:ilvl="5" w:tplc="BCC2D6D4" w:tentative="1">
       <w:start w:val="1"/>
       <w:numFmt w:val="bullet"/>
       <w:lvlText w:val="■"/>
@@ -10698,7 +10705,7 @@
         <w:ind w:left="4320" w:hanging="360"/>
       </w:pPr>
     </w:lvl>
-    <w:lvl w:ilvl="6" w:tplc="B3EE4B74" w:tentative="1">
+    <w:lvl w:ilvl="6" w:tplc="093C954C" w:tentative="1">
       <w:start w:val="1"/>
       <w:numFmt w:val="bullet"/>
       <w:lvlText w:val="●"/>
@@ -10707,7 +10714,7 @@
         <w:ind w:left="5040" w:hanging="360"/>
       </w:pPr>
     </w:lvl>
-    <w:lvl w:ilvl="7" w:tplc="0BEA6AB0" w:tentative="1">
+    <w:lvl w:ilvl="7" w:tplc="2F2287E0" w:tentative="1">
       <w:start w:val="1"/>
       <w:numFmt w:val="bullet"/>
       <w:lvlText w:val="●"/>
@@ -10716,7 +10723,7 @@
         <w:ind w:left="5760" w:hanging="360"/>
       </w:pPr>
     </w:lvl>
-    <w:lvl w:ilvl="8" w:tplc="5B8428A8" w:tentative="1">
+    <w:lvl w:ilvl="8" w:tplc="2632AB46" w:tentative="1">
       <w:start w:val="1"/>
       <w:numFmt w:val="bullet"/>
       <w:lvlText w:val="●"/>
@@ -10726,7 +10733,7 @@
       </w:pPr>
     </w:lvl>
   </w:abstractNum>
-  <w:num w:numId="1" w16cid:durableId="994648953">
+  <w:num w:numId="1" w16cid:durableId="23600644">
     <w:abstractNumId w:val="1"/>
     <w:lvlOverride w:ilvl="0">
       <w:startOverride w:val="1"/>
@@ -11359,7 +11366,7 @@
     <w:autoRedefine/>
     <w:uiPriority w:val="39"/>
     <w:unhideWhenUsed/>
-    <w:rsid w:val="00DD6088"/>
+    <w:rsid w:val="005F6873"/>
     <w:pPr>
       <w:spacing w:after="100"/>
     </w:pPr>
